--- a/reports/C3_S5_LR03_Шаблон_отчёта.docx
+++ b/reports/C3_S5_LR03_Шаблон_отчёта.docx
@@ -827,7 +827,7 @@
                 <w:color w:val="000000"/>
                 <w:sz w:val="26"/>
               </w:rPr>
-              <w:t>Извлечение требований из документов</w:t>
+              <w:t>Переработка требований и пользовательские истории</w:t>
             </w:r>
           </w:p>
         </w:tc>
@@ -1970,7 +1970,7 @@
                 <w:color w:val="000000"/>
                 <w:sz w:val="18"/>
               </w:rPr>
-              <w:t>Извлечение требований из документов</w:t>
+              <w:t>Переработка требований и пользовательские истории</w:t>
             </w:r>
           </w:p>
         </w:tc>
@@ -2021,7 +2021,7 @@
                 <w:color w:val="000000"/>
                 <w:sz w:val="18"/>
               </w:rPr>
-              <w:t>Извлечь проектно значимые утверждения из нескольких документов заказчика.</w:t>
+              <w:t>Исправить некорректные требования и описать ключевые функции через пользовательские истории с критериями приёмки.</w:t>
             </w:r>
           </w:p>
         </w:tc>
@@ -2072,7 +2072,7 @@
                 <w:color w:val="000000"/>
                 <w:sz w:val="18"/>
               </w:rPr>
-              <w:t>Отличать требование от справочного факта и сохранять ссылку на источник.</w:t>
+              <w:t>Делать требования атомарными и проверяемыми, не добавляя неизвестных фактов, и формулировать критерии Given–When–Then.</w:t>
             </w:r>
           </w:p>
         </w:tc>
@@ -2123,7 +2123,7 @@
                 <w:color w:val="000000"/>
                 <w:sz w:val="18"/>
               </w:rPr>
-              <w:t>Первичный реестр требований</w:t>
+              <w:t>Журнал переработки требований и набор пользовательских историй</w:t>
             </w:r>
           </w:p>
         </w:tc>
@@ -2190,7 +2190,7 @@
     </w:p>
     <w:p>
       <w:r>
-        <w:t>Заказчик передал брифинг, заявку клиента, остатки по ячейкам и журнал отгрузок. Одни правила написаны явно, другие видны по структуре форм.</w:t>
+        <w:t>В реестре есть фразы «быстро», «удобно» и «можно всё исправить», а функции резервирования, отбора и контроля не связаны с пользовательской ценностью и наблюдаемым результатом.</w:t>
       </w:r>
     </w:p>
     <w:p>
@@ -2213,7 +2213,7 @@
           <w:color w:val="000000"/>
           <w:sz w:val="22"/>
         </w:rPr>
-        <w:t>Форма «Заявка клиента».</w:t>
+        <w:t>Реестр требований из LR02.</w:t>
       </w:r>
     </w:p>
     <w:p>
@@ -2228,7 +2228,7 @@
           <w:color w:val="000000"/>
           <w:sz w:val="22"/>
         </w:rPr>
-        <w:t>Фрагмент выгрузки остатков.</w:t>
+        <w:t>Десять намеренно некорректных формулировок.</w:t>
       </w:r>
     </w:p>
     <w:p>
@@ -2243,7 +2243,7 @@
           <w:color w:val="000000"/>
           <w:sz w:val="22"/>
         </w:rPr>
-        <w:t>Три примечания начальника смены.</w:t>
+        <w:t>Карта ролей из LR01.</w:t>
       </w:r>
     </w:p>
     <w:p>
@@ -2258,7 +2258,7 @@
           <w:color w:val="000000"/>
           <w:sz w:val="22"/>
         </w:rPr>
-        <w:t>Один конфликт между формой и устным пояснением.</w:t>
+        <w:t>Бизнес-правила и числовые условия учебного варианта.</w:t>
       </w:r>
     </w:p>
     <w:p>
@@ -2317,7 +2317,7 @@
         <w:pStyle w:val="2"/>
       </w:pPr>
       <w:r>
-        <w:t>Первичный реестр требований</w:t>
+        <w:t>Журнал переработки требований и набор пользовательских историй</w:t>
       </w:r>
     </w:p>
     <w:p>
@@ -2369,7 +2369,7 @@
                 <w:color w:val="000000"/>
                 <w:sz w:val="18"/>
               </w:rPr>
-              <w:t>Временный ID</w:t>
+              <w:t>ID требования</w:t>
             </w:r>
           </w:p>
         </w:tc>
@@ -2397,7 +2397,7 @@
                 <w:color w:val="000000"/>
                 <w:sz w:val="18"/>
               </w:rPr>
-              <w:t>Формулировка</w:t>
+              <w:t>Дефект</w:t>
             </w:r>
           </w:p>
         </w:tc>
@@ -2425,7 +2425,7 @@
                 <w:color w:val="000000"/>
                 <w:sz w:val="18"/>
               </w:rPr>
-              <w:t>Источник</w:t>
+              <w:t>Исправленная формулировка</w:t>
             </w:r>
           </w:p>
         </w:tc>
@@ -2453,7 +2453,7 @@
                 <w:color w:val="000000"/>
                 <w:sz w:val="18"/>
               </w:rPr>
-              <w:t>Фрагмент источника</w:t>
+              <w:t>User story</w:t>
             </w:r>
           </w:p>
         </w:tc>
@@ -2481,7 +2481,7 @@
                 <w:color w:val="000000"/>
                 <w:sz w:val="18"/>
               </w:rPr>
-              <w:t>Степень уверенности</w:t>
+              <w:t>Критерии приёмки</w:t>
             </w:r>
           </w:p>
         </w:tc>
@@ -2509,7 +2509,7 @@
                 <w:color w:val="000000"/>
                 <w:sz w:val="18"/>
               </w:rPr>
-              <w:t>Комментарий</w:t>
+              <w:t>Связь с источником</w:t>
             </w:r>
           </w:p>
         </w:tc>
@@ -3324,7 +3324,7 @@
           <w:color w:val="000000"/>
           <w:sz w:val="24"/>
         </w:rPr>
-        <w:t>Какое утверждение нельзя включать как требование без уточнения и почему?</w:t>
+        <w:t>Какие формулировки можно исправить по документам, а какие нужно вернуть заказчику на уточнение?</w:t>
       </w:r>
     </w:p>
     <w:tbl>
@@ -3994,7 +3994,7 @@
         <w:pStyle w:val="2"/>
       </w:pPr>
       <w:r>
-        <w:t>Критерии LMS · 10 баллов</w:t>
+        <w:t>Критерии LMS · 5 баллов</w:t>
       </w:r>
     </w:p>
     <w:tbl>
@@ -4120,7 +4120,7 @@
                 <w:color w:val="000000"/>
                 <w:sz w:val="17"/>
               </w:rPr>
-              <w:t>4</w:t>
+              <w:t>2</w:t>
             </w:r>
           </w:p>
         </w:tc>
@@ -4174,7 +4174,7 @@
                 <w:color w:val="000000"/>
                 <w:sz w:val="17"/>
               </w:rPr>
-              <w:t>Реестр из 12–16 утверждений с точными источниками и отметкой неопределённости.</w:t>
+              <w:t>Не менее 8 переработанных требований, 4–5 пользовательских историй и по 2–3 проверяемых критерия приёмки для каждой истории.</w:t>
             </w:r>
           </w:p>
         </w:tc>
@@ -4203,7 +4203,7 @@
                 <w:color w:val="000000"/>
                 <w:sz w:val="17"/>
               </w:rPr>
-              <w:t>2</w:t>
+              <w:t>1</w:t>
             </w:r>
           </w:p>
         </w:tc>
@@ -4286,7 +4286,7 @@
                 <w:color w:val="000000"/>
                 <w:sz w:val="17"/>
               </w:rPr>
-              <w:t>2</w:t>
+              <w:t>1</w:t>
             </w:r>
           </w:p>
         </w:tc>
@@ -4369,7 +4369,7 @@
                 <w:color w:val="000000"/>
                 <w:sz w:val="17"/>
               </w:rPr>
-              <w:t>1</w:t>
+              <w:t>0,5</w:t>
             </w:r>
           </w:p>
         </w:tc>
@@ -4423,7 +4423,7 @@
                 <w:color w:val="000000"/>
                 <w:sz w:val="17"/>
               </w:rPr>
-              <w:t>Требование можно проверить по процитированному фрагменту или полю формы.</w:t>
+              <w:t>Исправленный текст сохраняет исходный смысл, а каждый критерий задаёт конкретное состояние, действие и наблюдаемый результат.</w:t>
             </w:r>
           </w:p>
         </w:tc>
@@ -4452,7 +4452,7 @@
                 <w:color w:val="000000"/>
                 <w:sz w:val="17"/>
               </w:rPr>
-              <w:t>1</w:t>
+              <w:t>0,5</w:t>
             </w:r>
           </w:p>
         </w:tc>
@@ -4903,7 +4903,7 @@
             <w:color w:val="4056B5"/>
             <w:u w:val="single"/>
           </w:rPr>
-          <w:t>Лекция: Источники требований</w:t>
+          <w:t>Лекция: Качество требований</w:t>
         </w:r>
       </w:hyperlink>
     </w:p>
@@ -4915,12 +4915,24 @@
             <w:color w:val="4056B5"/>
             <w:u w:val="single"/>
           </w:rPr>
+          <w:t>Лекция: User story и критерии приёмки</w:t>
+        </w:r>
+      </w:hyperlink>
+    </w:p>
+    <w:p>
+      <w:hyperlink r:id="rId13">
+        <w:r>
+          <w:rPr>
+            <w:rFonts w:ascii="Times New Roman" w:hAnsi="Times New Roman"/>
+            <w:color w:val="4056B5"/>
+            <w:u w:val="single"/>
+          </w:rPr>
           <w:t>Материалы учебного кейса</w:t>
         </w:r>
       </w:hyperlink>
     </w:p>
     <w:p>
-      <w:hyperlink r:id="rId13">
+      <w:hyperlink r:id="rId14">
         <w:r>
           <w:rPr>
             <w:rFonts w:ascii="Times New Roman" w:hAnsi="Times New Roman"/>
